--- a/Lab1/ІО-63_Пилипенко_Л1_звіт.docx
+++ b/Lab1/ІО-63_Пилипенко_Л1_звіт.docx
@@ -661,37 +661,17 @@
         <w:rPr/>
       </w:pPr>
       <w:r>
-        <w:rPr>
-          <w:rtl w:val="0"/>
-        </w:rPr>
-      </w:r>
-    </w:p>
-    <w:p>
-      <w:pPr>
-        <w:rPr/>
-      </w:pPr>
-      <w:r>
-        <w:rPr>
-          <w:rtl w:val="0"/>
-        </w:rPr>
-      </w:r>
-    </w:p>
-    <w:p>
-      <w:pPr>
-        <w:rPr/>
-      </w:pPr>
-      <w:r>
         <w:rPr/>
         <w:drawing>
           <wp:inline distB="114300" distT="114300" distL="114300" distR="114300">
-            <wp:extent cx="5731200" cy="6870700"/>
+            <wp:extent cx="5657850" cy="8972550"/>
             <wp:effectExtent b="0" l="0" r="0" t="0"/>
-            <wp:docPr id="4" name="image5.png"/>
+            <wp:docPr id="5" name="image8.png"/>
             <a:graphic>
               <a:graphicData uri="http://schemas.openxmlformats.org/drawingml/2006/picture">
                 <pic:pic>
                   <pic:nvPicPr>
-                    <pic:cNvPr id="0" name="image5.png"/>
+                    <pic:cNvPr id="0" name="image8.png"/>
                     <pic:cNvPicPr preferRelativeResize="0"/>
                   </pic:nvPicPr>
                   <pic:blipFill>
@@ -704,7 +684,7 @@
                   <pic:spPr>
                     <a:xfrm>
                       <a:off x="0" y="0"/>
-                      <a:ext cx="5731200" cy="6870700"/>
+                      <a:ext cx="5657850" cy="8972550"/>
                     </a:xfrm>
                     <a:prstGeom prst="rect"/>
                     <a:ln/>
@@ -753,6 +733,26 @@
     </w:p>
     <w:p>
       <w:pPr>
+        <w:rPr/>
+      </w:pPr>
+      <w:r>
+        <w:rPr>
+          <w:rtl w:val="0"/>
+        </w:rPr>
+      </w:r>
+    </w:p>
+    <w:p>
+      <w:pPr>
+        <w:rPr/>
+      </w:pPr>
+      <w:r>
+        <w:rPr>
+          <w:rtl w:val="0"/>
+        </w:rPr>
+      </w:r>
+    </w:p>
+    <w:p>
+      <w:pPr>
         <w:jc w:val="center"/>
         <w:rPr>
           <w:rFonts w:ascii="Times New Roman" w:cs="Times New Roman" w:eastAsia="Times New Roman" w:hAnsi="Times New Roman"/>
@@ -780,6 +780,20 @@
       </w:pPr>
       <w:r>
         <w:rPr>
+          <w:rtl w:val="0"/>
+        </w:rPr>
+      </w:r>
+    </w:p>
+    <w:p>
+      <w:pPr>
+        <w:rPr>
+          <w:rFonts w:ascii="Times New Roman" w:cs="Times New Roman" w:eastAsia="Times New Roman" w:hAnsi="Times New Roman"/>
+          <w:sz w:val="27"/>
+          <w:szCs w:val="27"/>
+        </w:rPr>
+      </w:pPr>
+      <w:r>
+        <w:rPr>
           <w:rFonts w:ascii="Times New Roman" w:cs="Times New Roman" w:eastAsia="Times New Roman" w:hAnsi="Times New Roman"/>
           <w:sz w:val="27"/>
           <w:szCs w:val="27"/>
@@ -817,79 +831,183 @@
           <w:szCs w:val="27"/>
           <w:rtl w:val="0"/>
         </w:rPr>
-        <w:t xml:space="preserve">void calculate_y(double x) {</w:t>
-      </w:r>
-    </w:p>
-    <w:p>
-      <w:pPr>
-        <w:rPr>
-          <w:rFonts w:ascii="Times New Roman" w:cs="Times New Roman" w:eastAsia="Times New Roman" w:hAnsi="Times New Roman"/>
-          <w:sz w:val="27"/>
-          <w:szCs w:val="27"/>
-        </w:rPr>
-      </w:pPr>
-      <w:r>
-        <w:rPr>
-          <w:rFonts w:ascii="Times New Roman" w:cs="Times New Roman" w:eastAsia="Times New Roman" w:hAnsi="Times New Roman"/>
-          <w:sz w:val="27"/>
-          <w:szCs w:val="27"/>
-          <w:rtl w:val="0"/>
-        </w:rPr>
-        <w:t xml:space="preserve">    if ((x &gt;= -49.0 &amp;&amp; x &lt;= -10.0) || (x &gt; 0.0 &amp;&amp; x &lt;= 10.0)) {</w:t>
-      </w:r>
-    </w:p>
-    <w:p>
-      <w:pPr>
-        <w:rPr>
-          <w:rFonts w:ascii="Times New Roman" w:cs="Times New Roman" w:eastAsia="Times New Roman" w:hAnsi="Times New Roman"/>
-          <w:sz w:val="27"/>
-          <w:szCs w:val="27"/>
-        </w:rPr>
-      </w:pPr>
-      <w:r>
-        <w:rPr>
-          <w:rFonts w:ascii="Times New Roman" w:cs="Times New Roman" w:eastAsia="Times New Roman" w:hAnsi="Times New Roman"/>
-          <w:sz w:val="27"/>
-          <w:szCs w:val="27"/>
-          <w:rtl w:val="0"/>
-        </w:rPr>
-        <w:t xml:space="preserve">        f(x) = 10x^3 + 7x/5 + 2</w:t>
-      </w:r>
-    </w:p>
-    <w:p>
-      <w:pPr>
-        <w:rPr>
-          <w:rFonts w:ascii="Times New Roman" w:cs="Times New Roman" w:eastAsia="Times New Roman" w:hAnsi="Times New Roman"/>
-          <w:sz w:val="27"/>
-          <w:szCs w:val="27"/>
-        </w:rPr>
-      </w:pPr>
-      <w:r>
-        <w:rPr>
-          <w:rFonts w:ascii="Times New Roman" w:cs="Times New Roman" w:eastAsia="Times New Roman" w:hAnsi="Times New Roman"/>
-          <w:sz w:val="27"/>
-          <w:szCs w:val="27"/>
-          <w:rtl w:val="0"/>
-        </w:rPr>
-        <w:t xml:space="preserve">        double y = 10.0 * x * x * x + (7.0 * x) / 5.0 + 2.0;</w:t>
-      </w:r>
-    </w:p>
-    <w:p>
-      <w:pPr>
-        <w:rPr>
-          <w:rFonts w:ascii="Times New Roman" w:cs="Times New Roman" w:eastAsia="Times New Roman" w:hAnsi="Times New Roman"/>
-          <w:sz w:val="27"/>
-          <w:szCs w:val="27"/>
-        </w:rPr>
-      </w:pPr>
-      <w:r>
-        <w:rPr>
-          <w:rFonts w:ascii="Times New Roman" w:cs="Times New Roman" w:eastAsia="Times New Roman" w:hAnsi="Times New Roman"/>
-          <w:sz w:val="27"/>
-          <w:szCs w:val="27"/>
-          <w:rtl w:val="0"/>
-        </w:rPr>
-        <w:t xml:space="preserve">        printf("For x = %.2f, y = %.4f\n", x, y);</w:t>
+        <w:t xml:space="preserve">int main() {</w:t>
+      </w:r>
+    </w:p>
+    <w:p>
+      <w:pPr>
+        <w:rPr>
+          <w:rFonts w:ascii="Times New Roman" w:cs="Times New Roman" w:eastAsia="Times New Roman" w:hAnsi="Times New Roman"/>
+          <w:sz w:val="27"/>
+          <w:szCs w:val="27"/>
+        </w:rPr>
+      </w:pPr>
+      <w:r>
+        <w:rPr>
+          <w:rFonts w:ascii="Times New Roman" w:cs="Times New Roman" w:eastAsia="Times New Roman" w:hAnsi="Times New Roman"/>
+          <w:sz w:val="27"/>
+          <w:szCs w:val="27"/>
+          <w:rtl w:val="0"/>
+        </w:rPr>
+        <w:t xml:space="preserve">    float x;</w:t>
+      </w:r>
+    </w:p>
+    <w:p>
+      <w:pPr>
+        <w:rPr>
+          <w:rFonts w:ascii="Times New Roman" w:cs="Times New Roman" w:eastAsia="Times New Roman" w:hAnsi="Times New Roman"/>
+          <w:sz w:val="27"/>
+          <w:szCs w:val="27"/>
+        </w:rPr>
+      </w:pPr>
+      <w:r>
+        <w:rPr>
+          <w:rtl w:val="0"/>
+        </w:rPr>
+      </w:r>
+    </w:p>
+    <w:p>
+      <w:pPr>
+        <w:rPr>
+          <w:rFonts w:ascii="Times New Roman" w:cs="Times New Roman" w:eastAsia="Times New Roman" w:hAnsi="Times New Roman"/>
+          <w:sz w:val="27"/>
+          <w:szCs w:val="27"/>
+        </w:rPr>
+      </w:pPr>
+      <w:r>
+        <w:rPr>
+          <w:rFonts w:ascii="Times New Roman" w:cs="Times New Roman" w:eastAsia="Times New Roman" w:hAnsi="Times New Roman"/>
+          <w:sz w:val="27"/>
+          <w:szCs w:val="27"/>
+          <w:rtl w:val="0"/>
+        </w:rPr>
+        <w:t xml:space="preserve">    printf("x: ");</w:t>
+      </w:r>
+    </w:p>
+    <w:p>
+      <w:pPr>
+        <w:rPr>
+          <w:rFonts w:ascii="Times New Roman" w:cs="Times New Roman" w:eastAsia="Times New Roman" w:hAnsi="Times New Roman"/>
+          <w:sz w:val="27"/>
+          <w:szCs w:val="27"/>
+        </w:rPr>
+      </w:pPr>
+      <w:r>
+        <w:rPr>
+          <w:rFonts w:ascii="Times New Roman" w:cs="Times New Roman" w:eastAsia="Times New Roman" w:hAnsi="Times New Roman"/>
+          <w:sz w:val="27"/>
+          <w:szCs w:val="27"/>
+          <w:rtl w:val="0"/>
+        </w:rPr>
+        <w:t xml:space="preserve">    if (scanf("%f", &amp;x) == 1) {</w:t>
+      </w:r>
+    </w:p>
+    <w:p>
+      <w:pPr>
+        <w:rPr>
+          <w:rFonts w:ascii="Times New Roman" w:cs="Times New Roman" w:eastAsia="Times New Roman" w:hAnsi="Times New Roman"/>
+          <w:sz w:val="27"/>
+          <w:szCs w:val="27"/>
+        </w:rPr>
+      </w:pPr>
+      <w:r>
+        <w:rPr>
+          <w:rFonts w:ascii="Times New Roman" w:cs="Times New Roman" w:eastAsia="Times New Roman" w:hAnsi="Times New Roman"/>
+          <w:sz w:val="27"/>
+          <w:szCs w:val="27"/>
+          <w:rtl w:val="0"/>
+        </w:rPr>
+        <w:t xml:space="preserve">        if ((x &gt;= -49.0f &amp;&amp; x &lt;= -10.0f) || (x &gt; 0.0f &amp;&amp; x &lt;= 10.0f)) {</w:t>
+      </w:r>
+    </w:p>
+    <w:p>
+      <w:pPr>
+        <w:rPr>
+          <w:rFonts w:ascii="Times New Roman" w:cs="Times New Roman" w:eastAsia="Times New Roman" w:hAnsi="Times New Roman"/>
+          <w:sz w:val="27"/>
+          <w:szCs w:val="27"/>
+        </w:rPr>
+      </w:pPr>
+      <w:r>
+        <w:rPr>
+          <w:rFonts w:ascii="Times New Roman" w:cs="Times New Roman" w:eastAsia="Times New Roman" w:hAnsi="Times New Roman"/>
+          <w:sz w:val="27"/>
+          <w:szCs w:val="27"/>
+          <w:rtl w:val="0"/>
+        </w:rPr>
+        <w:t xml:space="preserve">            float y = 10.0f * x * x * x + (7.0f * x) / 5.0f + 2.0f;</w:t>
+      </w:r>
+    </w:p>
+    <w:p>
+      <w:pPr>
+        <w:rPr>
+          <w:rFonts w:ascii="Times New Roman" w:cs="Times New Roman" w:eastAsia="Times New Roman" w:hAnsi="Times New Roman"/>
+          <w:sz w:val="27"/>
+          <w:szCs w:val="27"/>
+        </w:rPr>
+      </w:pPr>
+      <w:r>
+        <w:rPr>
+          <w:rFonts w:ascii="Times New Roman" w:cs="Times New Roman" w:eastAsia="Times New Roman" w:hAnsi="Times New Roman"/>
+          <w:sz w:val="27"/>
+          <w:szCs w:val="27"/>
+          <w:rtl w:val="0"/>
+        </w:rPr>
+        <w:t xml:space="preserve">            printf("y(x) = %.4f\n", y);</w:t>
+      </w:r>
+    </w:p>
+    <w:p>
+      <w:pPr>
+        <w:rPr>
+          <w:rFonts w:ascii="Times New Roman" w:cs="Times New Roman" w:eastAsia="Times New Roman" w:hAnsi="Times New Roman"/>
+          <w:sz w:val="27"/>
+          <w:szCs w:val="27"/>
+        </w:rPr>
+      </w:pPr>
+      <w:r>
+        <w:rPr>
+          <w:rFonts w:ascii="Times New Roman" w:cs="Times New Roman" w:eastAsia="Times New Roman" w:hAnsi="Times New Roman"/>
+          <w:sz w:val="27"/>
+          <w:szCs w:val="27"/>
+          <w:rtl w:val="0"/>
+        </w:rPr>
+        <w:t xml:space="preserve">        } else {</w:t>
+      </w:r>
+    </w:p>
+    <w:p>
+      <w:pPr>
+        <w:rPr>
+          <w:rFonts w:ascii="Times New Roman" w:cs="Times New Roman" w:eastAsia="Times New Roman" w:hAnsi="Times New Roman"/>
+          <w:sz w:val="27"/>
+          <w:szCs w:val="27"/>
+        </w:rPr>
+      </w:pPr>
+      <w:r>
+        <w:rPr>
+          <w:rFonts w:ascii="Times New Roman" w:cs="Times New Roman" w:eastAsia="Times New Roman" w:hAnsi="Times New Roman"/>
+          <w:sz w:val="27"/>
+          <w:szCs w:val="27"/>
+          <w:rtl w:val="0"/>
+        </w:rPr>
+        <w:t xml:space="preserve">            printf("Function undefined\n");</w:t>
+      </w:r>
+    </w:p>
+    <w:p>
+      <w:pPr>
+        <w:rPr>
+          <w:rFonts w:ascii="Times New Roman" w:cs="Times New Roman" w:eastAsia="Times New Roman" w:hAnsi="Times New Roman"/>
+          <w:sz w:val="27"/>
+          <w:szCs w:val="27"/>
+        </w:rPr>
+      </w:pPr>
+      <w:r>
+        <w:rPr>
+          <w:rFonts w:ascii="Times New Roman" w:cs="Times New Roman" w:eastAsia="Times New Roman" w:hAnsi="Times New Roman"/>
+          <w:sz w:val="27"/>
+          <w:szCs w:val="27"/>
+          <w:rtl w:val="0"/>
+        </w:rPr>
+        <w:t xml:space="preserve">        }</w:t>
       </w:r>
     </w:p>
     <w:p>
@@ -925,7 +1043,7 @@
           <w:szCs w:val="27"/>
           <w:rtl w:val="0"/>
         </w:rPr>
-        <w:t xml:space="preserve">        printf("For  x = %.2f: Function undefined\n", x);</w:t>
+        <w:t xml:space="preserve">        printf("Error\n");</w:t>
       </w:r>
     </w:p>
     <w:p>
@@ -956,116 +1074,8 @@
       </w:pPr>
       <w:r>
         <w:rPr>
-          <w:rFonts w:ascii="Times New Roman" w:cs="Times New Roman" w:eastAsia="Times New Roman" w:hAnsi="Times New Roman"/>
-          <w:sz w:val="27"/>
-          <w:szCs w:val="27"/>
-          <w:rtl w:val="0"/>
-        </w:rPr>
-        <w:t xml:space="preserve">}</w:t>
-      </w:r>
-    </w:p>
-    <w:p>
-      <w:pPr>
-        <w:rPr>
-          <w:rFonts w:ascii="Times New Roman" w:cs="Times New Roman" w:eastAsia="Times New Roman" w:hAnsi="Times New Roman"/>
-          <w:sz w:val="27"/>
-          <w:szCs w:val="27"/>
-        </w:rPr>
-      </w:pPr>
-      <w:r>
-        <w:rPr>
-          <w:rtl w:val="0"/>
-        </w:rPr>
-      </w:r>
-    </w:p>
-    <w:p>
-      <w:pPr>
-        <w:rPr>
-          <w:rFonts w:ascii="Times New Roman" w:cs="Times New Roman" w:eastAsia="Times New Roman" w:hAnsi="Times New Roman"/>
-          <w:sz w:val="27"/>
-          <w:szCs w:val="27"/>
-        </w:rPr>
-      </w:pPr>
-      <w:r>
-        <w:rPr>
-          <w:rFonts w:ascii="Times New Roman" w:cs="Times New Roman" w:eastAsia="Times New Roman" w:hAnsi="Times New Roman"/>
-          <w:sz w:val="27"/>
-          <w:szCs w:val="27"/>
-          <w:rtl w:val="0"/>
-        </w:rPr>
-        <w:t xml:space="preserve">int main() {</w:t>
-      </w:r>
-    </w:p>
-    <w:p>
-      <w:pPr>
-        <w:rPr>
-          <w:rFonts w:ascii="Times New Roman" w:cs="Times New Roman" w:eastAsia="Times New Roman" w:hAnsi="Times New Roman"/>
-          <w:sz w:val="27"/>
-          <w:szCs w:val="27"/>
-        </w:rPr>
-      </w:pPr>
-      <w:r>
-        <w:rPr>
-          <w:rFonts w:ascii="Times New Roman" w:cs="Times New Roman" w:eastAsia="Times New Roman" w:hAnsi="Times New Roman"/>
-          <w:sz w:val="27"/>
-          <w:szCs w:val="27"/>
-          <w:rtl w:val="0"/>
-        </w:rPr>
-        <w:t xml:space="preserve">    calculate_y(-25.0); </w:t>
-      </w:r>
-    </w:p>
-    <w:p>
-      <w:pPr>
-        <w:rPr>
-          <w:rFonts w:ascii="Times New Roman" w:cs="Times New Roman" w:eastAsia="Times New Roman" w:hAnsi="Times New Roman"/>
-          <w:sz w:val="27"/>
-          <w:szCs w:val="27"/>
-        </w:rPr>
-      </w:pPr>
-      <w:r>
-        <w:rPr>
-          <w:rFonts w:ascii="Times New Roman" w:cs="Times New Roman" w:eastAsia="Times New Roman" w:hAnsi="Times New Roman"/>
-          <w:sz w:val="27"/>
-          <w:szCs w:val="27"/>
-          <w:rtl w:val="0"/>
-        </w:rPr>
-        <w:t xml:space="preserve">    calculate_y(5.0);  </w:t>
-      </w:r>
-    </w:p>
-    <w:p>
-      <w:pPr>
-        <w:rPr>
-          <w:rFonts w:ascii="Times New Roman" w:cs="Times New Roman" w:eastAsia="Times New Roman" w:hAnsi="Times New Roman"/>
-          <w:sz w:val="27"/>
-          <w:szCs w:val="27"/>
-        </w:rPr>
-      </w:pPr>
-      <w:r>
-        <w:rPr>
-          <w:rFonts w:ascii="Times New Roman" w:cs="Times New Roman" w:eastAsia="Times New Roman" w:hAnsi="Times New Roman"/>
-          <w:sz w:val="27"/>
-          <w:szCs w:val="27"/>
-          <w:rtl w:val="0"/>
-        </w:rPr>
-        <w:t xml:space="preserve">    calculate_y(-5.0);  </w:t>
-      </w:r>
-    </w:p>
-    <w:p>
-      <w:pPr>
-        <w:rPr>
-          <w:rFonts w:ascii="Times New Roman" w:cs="Times New Roman" w:eastAsia="Times New Roman" w:hAnsi="Times New Roman"/>
-          <w:sz w:val="27"/>
-          <w:szCs w:val="27"/>
-        </w:rPr>
-      </w:pPr>
-      <w:r>
-        <w:rPr>
-          <w:rFonts w:ascii="Times New Roman" w:cs="Times New Roman" w:eastAsia="Times New Roman" w:hAnsi="Times New Roman"/>
-          <w:sz w:val="27"/>
-          <w:szCs w:val="27"/>
-          <w:rtl w:val="0"/>
-        </w:rPr>
-        <w:t xml:space="preserve">    calculate_y(15.0);  </w:t>
+          <w:rtl w:val="0"/>
+        </w:rPr>
       </w:r>
     </w:p>
     <w:p>
@@ -1206,12 +1216,12 @@
           <wp:inline distB="114300" distT="114300" distL="114300" distR="114300">
             <wp:extent cx="5731200" cy="3225800"/>
             <wp:effectExtent b="0" l="0" r="0" t="0"/>
-            <wp:docPr id="2" name="image4.png"/>
+            <wp:docPr id="1" name="image5.png"/>
             <a:graphic>
               <a:graphicData uri="http://schemas.openxmlformats.org/drawingml/2006/picture">
                 <pic:pic>
                   <pic:nvPicPr>
-                    <pic:cNvPr id="0" name="image4.png"/>
+                    <pic:cNvPr id="0" name="image5.png"/>
                     <pic:cNvPicPr preferRelativeResize="0"/>
                   </pic:nvPicPr>
                   <pic:blipFill>
@@ -1363,6 +1373,34 @@
       </w:pPr>
       <w:r>
         <w:rPr>
+          <w:rtl w:val="0"/>
+        </w:rPr>
+      </w:r>
+    </w:p>
+    <w:p>
+      <w:pPr>
+        <w:rPr>
+          <w:rFonts w:ascii="Times New Roman" w:cs="Times New Roman" w:eastAsia="Times New Roman" w:hAnsi="Times New Roman"/>
+          <w:sz w:val="27"/>
+          <w:szCs w:val="27"/>
+        </w:rPr>
+      </w:pPr>
+      <w:r>
+        <w:rPr>
+          <w:rtl w:val="0"/>
+        </w:rPr>
+      </w:r>
+    </w:p>
+    <w:p>
+      <w:pPr>
+        <w:rPr>
+          <w:rFonts w:ascii="Times New Roman" w:cs="Times New Roman" w:eastAsia="Times New Roman" w:hAnsi="Times New Roman"/>
+          <w:sz w:val="27"/>
+          <w:szCs w:val="27"/>
+        </w:rPr>
+      </w:pPr>
+      <w:r>
+        <w:rPr>
           <w:rFonts w:ascii="Times New Roman" w:cs="Times New Roman" w:eastAsia="Times New Roman" w:hAnsi="Times New Roman"/>
           <w:sz w:val="27"/>
           <w:szCs w:val="27"/>
@@ -1371,7 +1409,7 @@
           <wp:inline distB="114300" distT="114300" distL="114300" distR="114300">
             <wp:extent cx="5731200" cy="3225800"/>
             <wp:effectExtent b="0" l="0" r="0" t="0"/>
-            <wp:docPr id="7" name="image3.png"/>
+            <wp:docPr id="3" name="image3.png"/>
             <a:graphic>
               <a:graphicData uri="http://schemas.openxmlformats.org/drawingml/2006/picture">
                 <pic:pic>
@@ -1422,6 +1460,7 @@
     </w:p>
     <w:p>
       <w:pPr>
+        <w:jc w:val="center"/>
         <w:rPr>
           <w:rFonts w:ascii="Times New Roman" w:cs="Times New Roman" w:eastAsia="Times New Roman" w:hAnsi="Times New Roman"/>
           <w:sz w:val="27"/>
@@ -1438,7 +1477,7 @@
           <wp:inline distB="114300" distT="114300" distL="114300" distR="114300">
             <wp:extent cx="5731200" cy="3225800"/>
             <wp:effectExtent b="0" l="0" r="0" t="0"/>
-            <wp:docPr id="9" name="image2.png"/>
+            <wp:docPr id="8" name="image2.png"/>
             <a:graphic>
               <a:graphicData uri="http://schemas.openxmlformats.org/drawingml/2006/picture">
                 <pic:pic>
@@ -1498,35 +1537,6 @@
       </w:pPr>
       <w:r>
         <w:rPr>
-          <w:rtl w:val="0"/>
-        </w:rPr>
-      </w:r>
-    </w:p>
-    <w:p>
-      <w:pPr>
-        <w:rPr>
-          <w:rFonts w:ascii="Times New Roman" w:cs="Times New Roman" w:eastAsia="Times New Roman" w:hAnsi="Times New Roman"/>
-          <w:sz w:val="27"/>
-          <w:szCs w:val="27"/>
-        </w:rPr>
-      </w:pPr>
-      <w:r>
-        <w:rPr>
-          <w:rtl w:val="0"/>
-        </w:rPr>
-      </w:r>
-    </w:p>
-    <w:p>
-      <w:pPr>
-        <w:jc w:val="center"/>
-        <w:rPr>
-          <w:rFonts w:ascii="Times New Roman" w:cs="Times New Roman" w:eastAsia="Times New Roman" w:hAnsi="Times New Roman"/>
-          <w:sz w:val="27"/>
-          <w:szCs w:val="27"/>
-        </w:rPr>
-      </w:pPr>
-      <w:r>
-        <w:rPr>
           <w:rFonts w:ascii="Times New Roman" w:cs="Times New Roman" w:eastAsia="Times New Roman" w:hAnsi="Times New Roman"/>
           <w:sz w:val="27"/>
           <w:szCs w:val="27"/>
@@ -1537,6 +1547,7 @@
     </w:p>
     <w:p>
       <w:pPr>
+        <w:jc w:val="left"/>
         <w:rPr>
           <w:rFonts w:ascii="Times New Roman" w:cs="Times New Roman" w:eastAsia="Times New Roman" w:hAnsi="Times New Roman"/>
           <w:sz w:val="27"/>
@@ -1553,7 +1564,7 @@
       <w:pPr>
         <w:numPr>
           <w:ilvl w:val="0"/>
-          <w:numId w:val="2"/>
+          <w:numId w:val="1"/>
         </w:numPr>
         <w:ind w:left="720" w:hanging="360"/>
         <w:rPr>
@@ -1570,86 +1581,14 @@
           <w:szCs w:val="27"/>
           <w:rtl w:val="0"/>
         </w:rPr>
-        <w:t xml:space="preserve">For x = -25.00, y = -156283.0000</w:t>
-      </w:r>
-    </w:p>
-    <w:p>
-      <w:pPr>
-        <w:ind w:left="720" w:firstLine="0"/>
-        <w:rPr>
-          <w:rFonts w:ascii="Times New Roman" w:cs="Times New Roman" w:eastAsia="Times New Roman" w:hAnsi="Times New Roman"/>
-          <w:sz w:val="27"/>
-          <w:szCs w:val="27"/>
-        </w:rPr>
-      </w:pPr>
-      <w:r>
-        <w:rPr>
-          <w:rFonts w:ascii="Times New Roman" w:cs="Times New Roman" w:eastAsia="Times New Roman" w:hAnsi="Times New Roman"/>
-          <w:sz w:val="27"/>
-          <w:szCs w:val="27"/>
-          <w:rtl w:val="0"/>
-        </w:rPr>
-        <w:t xml:space="preserve">For x = 5.00, y = 1259.0000</w:t>
-      </w:r>
-    </w:p>
-    <w:p>
-      <w:pPr>
-        <w:ind w:left="720" w:firstLine="0"/>
-        <w:rPr>
-          <w:rFonts w:ascii="Times New Roman" w:cs="Times New Roman" w:eastAsia="Times New Roman" w:hAnsi="Times New Roman"/>
-          <w:sz w:val="27"/>
-          <w:szCs w:val="27"/>
-        </w:rPr>
-      </w:pPr>
-      <w:r>
-        <w:rPr>
-          <w:rFonts w:ascii="Times New Roman" w:cs="Times New Roman" w:eastAsia="Times New Roman" w:hAnsi="Times New Roman"/>
-          <w:sz w:val="27"/>
-          <w:szCs w:val="27"/>
-          <w:rtl w:val="0"/>
-        </w:rPr>
-        <w:t xml:space="preserve">For x = -5.00: Function undefined</w:t>
-      </w:r>
-    </w:p>
-    <w:p>
-      <w:pPr>
-        <w:ind w:left="720" w:firstLine="0"/>
-        <w:rPr>
-          <w:rFonts w:ascii="Times New Roman" w:cs="Times New Roman" w:eastAsia="Times New Roman" w:hAnsi="Times New Roman"/>
-          <w:sz w:val="27"/>
-          <w:szCs w:val="27"/>
-        </w:rPr>
-      </w:pPr>
-      <w:r>
-        <w:rPr>
-          <w:rFonts w:ascii="Times New Roman" w:cs="Times New Roman" w:eastAsia="Times New Roman" w:hAnsi="Times New Roman"/>
-          <w:sz w:val="27"/>
-          <w:szCs w:val="27"/>
-          <w:rtl w:val="0"/>
-        </w:rPr>
-        <w:t xml:space="preserve">For x = 15.00: Function undefined</w:t>
-      </w:r>
-    </w:p>
-    <w:p>
-      <w:pPr>
-        <w:ind w:left="720" w:firstLine="0"/>
-        <w:rPr>
-          <w:rFonts w:ascii="Times New Roman" w:cs="Times New Roman" w:eastAsia="Times New Roman" w:hAnsi="Times New Roman"/>
-          <w:sz w:val="27"/>
-          <w:szCs w:val="27"/>
-        </w:rPr>
-      </w:pPr>
-      <w:r>
-        <w:rPr>
-          <w:rtl w:val="0"/>
-        </w:rPr>
+        <w:t xml:space="preserve">При х=3 у= 276.2000 </w:t>
       </w:r>
     </w:p>
     <w:p>
       <w:pPr>
         <w:numPr>
           <w:ilvl w:val="0"/>
-          <w:numId w:val="2"/>
+          <w:numId w:val="1"/>
         </w:numPr>
         <w:ind w:left="720" w:hanging="360"/>
         <w:rPr>
@@ -1666,86 +1605,14 @@
           <w:szCs w:val="27"/>
           <w:rtl w:val="0"/>
         </w:rPr>
-        <w:t xml:space="preserve">For x = 0.00: Function undefined</w:t>
-      </w:r>
-    </w:p>
-    <w:p>
-      <w:pPr>
-        <w:ind w:left="720" w:firstLine="0"/>
-        <w:rPr>
-          <w:rFonts w:ascii="Times New Roman" w:cs="Times New Roman" w:eastAsia="Times New Roman" w:hAnsi="Times New Roman"/>
-          <w:sz w:val="27"/>
-          <w:szCs w:val="27"/>
-        </w:rPr>
-      </w:pPr>
-      <w:r>
-        <w:rPr>
-          <w:rFonts w:ascii="Times New Roman" w:cs="Times New Roman" w:eastAsia="Times New Roman" w:hAnsi="Times New Roman"/>
-          <w:sz w:val="27"/>
-          <w:szCs w:val="27"/>
-          <w:rtl w:val="0"/>
-        </w:rPr>
-        <w:t xml:space="preserve">For x = 8.00, y = 5133.2000</w:t>
-      </w:r>
-    </w:p>
-    <w:p>
-      <w:pPr>
-        <w:ind w:left="720" w:firstLine="0"/>
-        <w:rPr>
-          <w:rFonts w:ascii="Times New Roman" w:cs="Times New Roman" w:eastAsia="Times New Roman" w:hAnsi="Times New Roman"/>
-          <w:sz w:val="27"/>
-          <w:szCs w:val="27"/>
-        </w:rPr>
-      </w:pPr>
-      <w:r>
-        <w:rPr>
-          <w:rFonts w:ascii="Times New Roman" w:cs="Times New Roman" w:eastAsia="Times New Roman" w:hAnsi="Times New Roman"/>
-          <w:sz w:val="27"/>
-          <w:szCs w:val="27"/>
-          <w:rtl w:val="0"/>
-        </w:rPr>
-        <w:t xml:space="preserve">For x = 4.00, y = 647.6000</w:t>
-      </w:r>
-    </w:p>
-    <w:p>
-      <w:pPr>
-        <w:ind w:left="720" w:firstLine="0"/>
-        <w:rPr>
-          <w:rFonts w:ascii="Times New Roman" w:cs="Times New Roman" w:eastAsia="Times New Roman" w:hAnsi="Times New Roman"/>
-          <w:sz w:val="27"/>
-          <w:szCs w:val="27"/>
-        </w:rPr>
-      </w:pPr>
-      <w:r>
-        <w:rPr>
-          <w:rFonts w:ascii="Times New Roman" w:cs="Times New Roman" w:eastAsia="Times New Roman" w:hAnsi="Times New Roman"/>
-          <w:sz w:val="27"/>
-          <w:szCs w:val="27"/>
-          <w:rtl w:val="0"/>
-        </w:rPr>
-        <w:t xml:space="preserve">For x = 7.00, y = 3441.8000</w:t>
-      </w:r>
-    </w:p>
-    <w:p>
-      <w:pPr>
-        <w:ind w:left="720" w:firstLine="0"/>
-        <w:rPr>
-          <w:rFonts w:ascii="Times New Roman" w:cs="Times New Roman" w:eastAsia="Times New Roman" w:hAnsi="Times New Roman"/>
-          <w:sz w:val="27"/>
-          <w:szCs w:val="27"/>
-        </w:rPr>
-      </w:pPr>
-      <w:r>
-        <w:rPr>
-          <w:rtl w:val="0"/>
-        </w:rPr>
+        <w:t xml:space="preserve">При х= -8 Function undefined</w:t>
       </w:r>
     </w:p>
     <w:p>
       <w:pPr>
         <w:numPr>
           <w:ilvl w:val="0"/>
-          <w:numId w:val="2"/>
+          <w:numId w:val="1"/>
         </w:numPr>
         <w:ind w:left="720" w:hanging="360"/>
         <w:rPr>
@@ -1762,7 +1629,7 @@
           <w:szCs w:val="27"/>
           <w:rtl w:val="0"/>
         </w:rPr>
-        <w:t xml:space="preserve">For x = 6.80, y = 3155.8400</w:t>
+        <w:t xml:space="preserve">При х=0 Function undefined</w:t>
       </w:r>
     </w:p>
     <w:p>
@@ -1776,12 +1643,8 @@
       </w:pPr>
       <w:r>
         <w:rPr>
-          <w:rFonts w:ascii="Times New Roman" w:cs="Times New Roman" w:eastAsia="Times New Roman" w:hAnsi="Times New Roman"/>
-          <w:sz w:val="27"/>
-          <w:szCs w:val="27"/>
-          <w:rtl w:val="0"/>
-        </w:rPr>
-        <w:t xml:space="preserve">For x = 7.60, y = 4402.4000</w:t>
+          <w:rtl w:val="0"/>
+        </w:rPr>
       </w:r>
     </w:p>
     <w:p>
@@ -1795,12 +1658,8 @@
       </w:pPr>
       <w:r>
         <w:rPr>
-          <w:rFonts w:ascii="Times New Roman" w:cs="Times New Roman" w:eastAsia="Times New Roman" w:hAnsi="Times New Roman"/>
-          <w:sz w:val="27"/>
-          <w:szCs w:val="27"/>
-          <w:rtl w:val="0"/>
-        </w:rPr>
-        <w:t xml:space="preserve">For x = -6.00: Function undefined</w:t>
+          <w:rtl w:val="0"/>
+        </w:rPr>
       </w:r>
     </w:p>
     <w:p>
@@ -1814,12 +1673,38 @@
       </w:pPr>
       <w:r>
         <w:rPr>
-          <w:rFonts w:ascii="Times New Roman" w:cs="Times New Roman" w:eastAsia="Times New Roman" w:hAnsi="Times New Roman"/>
-          <w:sz w:val="27"/>
-          <w:szCs w:val="27"/>
-          <w:rtl w:val="0"/>
-        </w:rPr>
-        <w:t xml:space="preserve">For x = -7.00: Function undefined</w:t>
+          <w:rtl w:val="0"/>
+        </w:rPr>
+      </w:r>
+    </w:p>
+    <w:p>
+      <w:pPr>
+        <w:ind w:left="720" w:firstLine="0"/>
+        <w:rPr>
+          <w:rFonts w:ascii="Times New Roman" w:cs="Times New Roman" w:eastAsia="Times New Roman" w:hAnsi="Times New Roman"/>
+          <w:sz w:val="27"/>
+          <w:szCs w:val="27"/>
+        </w:rPr>
+      </w:pPr>
+      <w:r>
+        <w:rPr>
+          <w:rtl w:val="0"/>
+        </w:rPr>
+      </w:r>
+    </w:p>
+    <w:p>
+      <w:pPr>
+        <w:ind w:left="720" w:firstLine="0"/>
+        <w:rPr>
+          <w:rFonts w:ascii="Times New Roman" w:cs="Times New Roman" w:eastAsia="Times New Roman" w:hAnsi="Times New Roman"/>
+          <w:sz w:val="27"/>
+          <w:szCs w:val="27"/>
+        </w:rPr>
+      </w:pPr>
+      <w:r>
+        <w:rPr>
+          <w:rtl w:val="0"/>
+        </w:rPr>
       </w:r>
     </w:p>
     <w:p>
@@ -2021,15 +1906,33 @@
       </w:pPr>
       <w:r>
         <w:rPr>
+          <w:rtl w:val="0"/>
+        </w:rPr>
+      </w:r>
+    </w:p>
+    <w:p>
+      <w:pPr>
+        <w:widowControl w:val="0"/>
+        <w:spacing w:before="278.30810546875" w:line="234.8340940475464" w:lineRule="auto"/>
+        <w:ind w:left="0" w:right="10.489501953125" w:firstLine="0"/>
+        <w:jc w:val="left"/>
+        <w:rPr>
+          <w:rFonts w:ascii="Times New Roman" w:cs="Times New Roman" w:eastAsia="Times New Roman" w:hAnsi="Times New Roman"/>
+          <w:sz w:val="27.600000381469727"/>
+          <w:szCs w:val="27.600000381469727"/>
+        </w:rPr>
+      </w:pPr>
+      <w:r>
+        <w:rPr>
           <w:rFonts w:ascii="Times New Roman" w:cs="Times New Roman" w:eastAsia="Times New Roman" w:hAnsi="Times New Roman"/>
           <w:sz w:val="27.600000381469727"/>
           <w:szCs w:val="27.600000381469727"/>
         </w:rPr>
         <w:drawing>
           <wp:inline distB="114300" distT="114300" distL="114300" distR="114300">
-            <wp:extent cx="5731200" cy="8712200"/>
+            <wp:extent cx="5657850" cy="8972550"/>
             <wp:effectExtent b="0" l="0" r="0" t="0"/>
-            <wp:docPr id="8" name="image6.png"/>
+            <wp:docPr id="4" name="image6.png"/>
             <a:graphic>
               <a:graphicData uri="http://schemas.openxmlformats.org/drawingml/2006/picture">
                 <pic:pic>
@@ -2047,7 +1950,7 @@
                   <pic:spPr>
                     <a:xfrm>
                       <a:off x="0" y="0"/>
-                      <a:ext cx="5731200" cy="8712200"/>
+                      <a:ext cx="5657850" cy="8972550"/>
                     </a:xfrm>
                     <a:prstGeom prst="rect"/>
                     <a:ln/>
@@ -2086,24 +1989,6 @@
       <w:pPr>
         <w:widowControl w:val="0"/>
         <w:spacing w:before="278.30810546875" w:line="234.8340940475464" w:lineRule="auto"/>
-        <w:ind w:left="0" w:right="10.489501953125" w:firstLine="0"/>
-        <w:jc w:val="left"/>
-        <w:rPr>
-          <w:rFonts w:ascii="Times New Roman" w:cs="Times New Roman" w:eastAsia="Times New Roman" w:hAnsi="Times New Roman"/>
-          <w:sz w:val="27.600000381469727"/>
-          <w:szCs w:val="27.600000381469727"/>
-        </w:rPr>
-      </w:pPr>
-      <w:r>
-        <w:rPr>
-          <w:rtl w:val="0"/>
-        </w:rPr>
-      </w:r>
-    </w:p>
-    <w:p>
-      <w:pPr>
-        <w:widowControl w:val="0"/>
-        <w:spacing w:before="278.30810546875" w:line="234.8340940475464" w:lineRule="auto"/>
         <w:ind w:left="9.935989379882812" w:right="10.489501953125" w:firstLine="0"/>
         <w:jc w:val="center"/>
         <w:rPr>
@@ -2135,6 +2020,23 @@
       </w:pPr>
       <w:r>
         <w:rPr>
+          <w:rtl w:val="0"/>
+        </w:rPr>
+      </w:r>
+    </w:p>
+    <w:p>
+      <w:pPr>
+        <w:widowControl w:val="0"/>
+        <w:spacing w:before="278.30810546875" w:line="234.8340940475464" w:lineRule="auto"/>
+        <w:ind w:left="9.935989379882812" w:right="10.489501953125" w:firstLine="0"/>
+        <w:rPr>
+          <w:rFonts w:ascii="Times New Roman" w:cs="Times New Roman" w:eastAsia="Times New Roman" w:hAnsi="Times New Roman"/>
+          <w:sz w:val="27.600000381469727"/>
+          <w:szCs w:val="27.600000381469727"/>
+        </w:rPr>
+      </w:pPr>
+      <w:r>
+        <w:rPr>
           <w:rFonts w:ascii="Times New Roman" w:cs="Times New Roman" w:eastAsia="Times New Roman" w:hAnsi="Times New Roman"/>
           <w:sz w:val="27.600000381469727"/>
           <w:szCs w:val="27.600000381469727"/>
@@ -2178,7 +2080,7 @@
           <w:szCs w:val="27.600000381469727"/>
           <w:rtl w:val="0"/>
         </w:rPr>
-        <w:t xml:space="preserve">double calculate_y(double x) {</w:t>
+        <w:t xml:space="preserve">int main(void) {</w:t>
       </w:r>
     </w:p>
     <w:p>
@@ -2199,7 +2101,7 @@
           <w:szCs w:val="27.600000381469727"/>
           <w:rtl w:val="0"/>
         </w:rPr>
-        <w:t xml:space="preserve">    double result;</w:t>
+        <w:t xml:space="preserve">    float x;</w:t>
       </w:r>
     </w:p>
     <w:p>
@@ -2215,8 +2117,12 @@
       </w:pPr>
       <w:r>
         <w:rPr>
-          <w:rtl w:val="0"/>
-        </w:rPr>
+          <w:rFonts w:ascii="Times New Roman" w:cs="Times New Roman" w:eastAsia="Times New Roman" w:hAnsi="Times New Roman"/>
+          <w:sz w:val="27.600000381469727"/>
+          <w:szCs w:val="27.600000381469727"/>
+          <w:rtl w:val="0"/>
+        </w:rPr>
+        <w:t xml:space="preserve">    float y;</w:t>
       </w:r>
     </w:p>
     <w:p>
@@ -2232,12 +2138,8 @@
       </w:pPr>
       <w:r>
         <w:rPr>
-          <w:rFonts w:ascii="Times New Roman" w:cs="Times New Roman" w:eastAsia="Times New Roman" w:hAnsi="Times New Roman"/>
-          <w:sz w:val="27.600000381469727"/>
-          <w:szCs w:val="27.600000381469727"/>
-          <w:rtl w:val="0"/>
-        </w:rPr>
-        <w:t xml:space="preserve">    if (x &gt; 20.0) {</w:t>
+          <w:rtl w:val="0"/>
+        </w:rPr>
       </w:r>
     </w:p>
     <w:p>
@@ -2258,7 +2160,7 @@
           <w:szCs w:val="27.600000381469727"/>
           <w:rtl w:val="0"/>
         </w:rPr>
-        <w:t xml:space="preserve">        result = -x + 9.0;</w:t>
+        <w:t xml:space="preserve">    printf("x: ");</w:t>
       </w:r>
     </w:p>
     <w:p>
@@ -2279,6 +2181,170 @@
           <w:szCs w:val="27.600000381469727"/>
           <w:rtl w:val="0"/>
         </w:rPr>
+        <w:t xml:space="preserve">    if (scanf("%f", &amp;x) != 1) {</w:t>
+      </w:r>
+    </w:p>
+    <w:p>
+      <w:pPr>
+        <w:widowControl w:val="0"/>
+        <w:spacing w:before="278.30810546875" w:line="234.8340940475464" w:lineRule="auto"/>
+        <w:ind w:left="9.935989379882812" w:right="10.489501953125" w:firstLine="0"/>
+        <w:rPr>
+          <w:rFonts w:ascii="Times New Roman" w:cs="Times New Roman" w:eastAsia="Times New Roman" w:hAnsi="Times New Roman"/>
+          <w:sz w:val="27.600000381469727"/>
+          <w:szCs w:val="27.600000381469727"/>
+        </w:rPr>
+      </w:pPr>
+      <w:r>
+        <w:rPr>
+          <w:rFonts w:ascii="Times New Roman" w:cs="Times New Roman" w:eastAsia="Times New Roman" w:hAnsi="Times New Roman"/>
+          <w:sz w:val="27.600000381469727"/>
+          <w:szCs w:val="27.600000381469727"/>
+          <w:rtl w:val="0"/>
+        </w:rPr>
+        <w:t xml:space="preserve">        printf("Error.\n");</w:t>
+      </w:r>
+    </w:p>
+    <w:p>
+      <w:pPr>
+        <w:widowControl w:val="0"/>
+        <w:spacing w:before="278.30810546875" w:line="234.8340940475464" w:lineRule="auto"/>
+        <w:ind w:left="9.935989379882812" w:right="10.489501953125" w:firstLine="0"/>
+        <w:rPr>
+          <w:rFonts w:ascii="Times New Roman" w:cs="Times New Roman" w:eastAsia="Times New Roman" w:hAnsi="Times New Roman"/>
+          <w:sz w:val="27.600000381469727"/>
+          <w:szCs w:val="27.600000381469727"/>
+        </w:rPr>
+      </w:pPr>
+      <w:r>
+        <w:rPr>
+          <w:rFonts w:ascii="Times New Roman" w:cs="Times New Roman" w:eastAsia="Times New Roman" w:hAnsi="Times New Roman"/>
+          <w:sz w:val="27.600000381469727"/>
+          <w:szCs w:val="27.600000381469727"/>
+          <w:rtl w:val="0"/>
+        </w:rPr>
+        <w:t xml:space="preserve">        return 1;</w:t>
+      </w:r>
+    </w:p>
+    <w:p>
+      <w:pPr>
+        <w:widowControl w:val="0"/>
+        <w:spacing w:before="278.30810546875" w:line="234.8340940475464" w:lineRule="auto"/>
+        <w:ind w:left="9.935989379882812" w:right="10.489501953125" w:firstLine="0"/>
+        <w:rPr>
+          <w:rFonts w:ascii="Times New Roman" w:cs="Times New Roman" w:eastAsia="Times New Roman" w:hAnsi="Times New Roman"/>
+          <w:sz w:val="27.600000381469727"/>
+          <w:szCs w:val="27.600000381469727"/>
+        </w:rPr>
+      </w:pPr>
+      <w:r>
+        <w:rPr>
+          <w:rFonts w:ascii="Times New Roman" w:cs="Times New Roman" w:eastAsia="Times New Roman" w:hAnsi="Times New Roman"/>
+          <w:sz w:val="27.600000381469727"/>
+          <w:szCs w:val="27.600000381469727"/>
+          <w:rtl w:val="0"/>
+        </w:rPr>
+        <w:t xml:space="preserve">    }</w:t>
+      </w:r>
+    </w:p>
+    <w:p>
+      <w:pPr>
+        <w:widowControl w:val="0"/>
+        <w:spacing w:before="278.30810546875" w:line="234.8340940475464" w:lineRule="auto"/>
+        <w:ind w:left="9.935989379882812" w:right="10.489501953125" w:firstLine="0"/>
+        <w:rPr>
+          <w:rFonts w:ascii="Times New Roman" w:cs="Times New Roman" w:eastAsia="Times New Roman" w:hAnsi="Times New Roman"/>
+          <w:sz w:val="27.600000381469727"/>
+          <w:szCs w:val="27.600000381469727"/>
+        </w:rPr>
+      </w:pPr>
+      <w:r>
+        <w:rPr>
+          <w:rtl w:val="0"/>
+        </w:rPr>
+      </w:r>
+    </w:p>
+    <w:p>
+      <w:pPr>
+        <w:widowControl w:val="0"/>
+        <w:spacing w:before="278.30810546875" w:line="234.8340940475464" w:lineRule="auto"/>
+        <w:ind w:left="9.935989379882812" w:right="10.489501953125" w:firstLine="0"/>
+        <w:rPr>
+          <w:rFonts w:ascii="Times New Roman" w:cs="Times New Roman" w:eastAsia="Times New Roman" w:hAnsi="Times New Roman"/>
+          <w:sz w:val="27.600000381469727"/>
+          <w:szCs w:val="27.600000381469727"/>
+        </w:rPr>
+      </w:pPr>
+      <w:r>
+        <w:rPr>
+          <w:rFonts w:ascii="Times New Roman" w:cs="Times New Roman" w:eastAsia="Times New Roman" w:hAnsi="Times New Roman"/>
+          <w:sz w:val="27.600000381469727"/>
+          <w:szCs w:val="27.600000381469727"/>
+          <w:rtl w:val="0"/>
+        </w:rPr>
+        <w:t xml:space="preserve">    if (x &gt; 20.0f) {</w:t>
+      </w:r>
+    </w:p>
+    <w:p>
+      <w:pPr>
+        <w:widowControl w:val="0"/>
+        <w:spacing w:before="278.30810546875" w:line="234.8340940475464" w:lineRule="auto"/>
+        <w:ind w:left="9.935989379882812" w:right="10.489501953125" w:firstLine="0"/>
+        <w:rPr>
+          <w:rFonts w:ascii="Times New Roman" w:cs="Times New Roman" w:eastAsia="Times New Roman" w:hAnsi="Times New Roman"/>
+          <w:sz w:val="27.600000381469727"/>
+          <w:szCs w:val="27.600000381469727"/>
+        </w:rPr>
+      </w:pPr>
+      <w:r>
+        <w:rPr>
+          <w:rFonts w:ascii="Times New Roman" w:cs="Times New Roman" w:eastAsia="Times New Roman" w:hAnsi="Times New Roman"/>
+          <w:sz w:val="27.600000381469727"/>
+          <w:szCs w:val="27.600000381469727"/>
+          <w:rtl w:val="0"/>
+        </w:rPr>
+        <w:t xml:space="preserve">        y = -x + 9.0f;</w:t>
+      </w:r>
+    </w:p>
+    <w:p>
+      <w:pPr>
+        <w:widowControl w:val="0"/>
+        <w:spacing w:before="278.30810546875" w:line="234.8340940475464" w:lineRule="auto"/>
+        <w:ind w:left="9.935989379882812" w:right="10.489501953125" w:firstLine="0"/>
+        <w:rPr>
+          <w:rFonts w:ascii="Times New Roman" w:cs="Times New Roman" w:eastAsia="Times New Roman" w:hAnsi="Times New Roman"/>
+          <w:sz w:val="27.600000381469727"/>
+          <w:szCs w:val="27.600000381469727"/>
+        </w:rPr>
+      </w:pPr>
+      <w:r>
+        <w:rPr>
+          <w:rFonts w:ascii="Times New Roman" w:cs="Times New Roman" w:eastAsia="Times New Roman" w:hAnsi="Times New Roman"/>
+          <w:sz w:val="27.600000381469727"/>
+          <w:szCs w:val="27.600000381469727"/>
+          <w:rtl w:val="0"/>
+        </w:rPr>
+        <w:t xml:space="preserve">        printf("y(x) = %.2f\n", y);</w:t>
+      </w:r>
+    </w:p>
+    <w:p>
+      <w:pPr>
+        <w:widowControl w:val="0"/>
+        <w:spacing w:before="278.30810546875" w:line="234.8340940475464" w:lineRule="auto"/>
+        <w:ind w:left="9.935989379882812" w:right="10.489501953125" w:firstLine="0"/>
+        <w:rPr>
+          <w:rFonts w:ascii="Times New Roman" w:cs="Times New Roman" w:eastAsia="Times New Roman" w:hAnsi="Times New Roman"/>
+          <w:sz w:val="27.600000381469727"/>
+          <w:szCs w:val="27.600000381469727"/>
+        </w:rPr>
+      </w:pPr>
+      <w:r>
+        <w:rPr>
+          <w:rFonts w:ascii="Times New Roman" w:cs="Times New Roman" w:eastAsia="Times New Roman" w:hAnsi="Times New Roman"/>
+          <w:sz w:val="27.600000381469727"/>
+          <w:szCs w:val="27.600000381469727"/>
+          <w:rtl w:val="0"/>
+        </w:rPr>
         <w:t xml:space="preserve">    } else {</w:t>
       </w:r>
     </w:p>
@@ -2300,7 +2366,7 @@
           <w:szCs w:val="27.600000381469727"/>
           <w:rtl w:val="0"/>
         </w:rPr>
-        <w:t xml:space="preserve">        printf("function undefined\n");</w:t>
+        <w:t xml:space="preserve">        printf("Function undefined.\n");</w:t>
       </w:r>
     </w:p>
     <w:p>
@@ -2321,7 +2387,7 @@
           <w:szCs w:val="27.600000381469727"/>
           <w:rtl w:val="0"/>
         </w:rPr>
-        <w:t xml:space="preserve">        result = 0.0;</w:t>
+        <w:t xml:space="preserve">    }</w:t>
       </w:r>
     </w:p>
     <w:p>
@@ -2337,12 +2403,8 @@
       </w:pPr>
       <w:r>
         <w:rPr>
-          <w:rFonts w:ascii="Times New Roman" w:cs="Times New Roman" w:eastAsia="Times New Roman" w:hAnsi="Times New Roman"/>
-          <w:sz w:val="27.600000381469727"/>
-          <w:szCs w:val="27.600000381469727"/>
-          <w:rtl w:val="0"/>
-        </w:rPr>
-        <w:t xml:space="preserve">    }</w:t>
+          <w:rtl w:val="0"/>
+        </w:rPr>
       </w:r>
     </w:p>
     <w:p>
@@ -2358,8 +2420,12 @@
       </w:pPr>
       <w:r>
         <w:rPr>
-          <w:rtl w:val="0"/>
-        </w:rPr>
+          <w:rFonts w:ascii="Times New Roman" w:cs="Times New Roman" w:eastAsia="Times New Roman" w:hAnsi="Times New Roman"/>
+          <w:sz w:val="27.600000381469727"/>
+          <w:szCs w:val="27.600000381469727"/>
+          <w:rtl w:val="0"/>
+        </w:rPr>
+        <w:t xml:space="preserve">    return 0;</w:t>
       </w:r>
     </w:p>
     <w:p>
@@ -2380,7 +2446,7 @@
           <w:szCs w:val="27.600000381469727"/>
           <w:rtl w:val="0"/>
         </w:rPr>
-        <w:t xml:space="preserve">    return result;</w:t>
+        <w:t xml:space="preserve">}</w:t>
       </w:r>
     </w:p>
     <w:p>
@@ -2396,197 +2462,8 @@
       </w:pPr>
       <w:r>
         <w:rPr>
-          <w:rFonts w:ascii="Times New Roman" w:cs="Times New Roman" w:eastAsia="Times New Roman" w:hAnsi="Times New Roman"/>
-          <w:sz w:val="27.600000381469727"/>
-          <w:szCs w:val="27.600000381469727"/>
-          <w:rtl w:val="0"/>
-        </w:rPr>
-        <w:t xml:space="preserve">}</w:t>
-      </w:r>
-    </w:p>
-    <w:p>
-      <w:pPr>
-        <w:widowControl w:val="0"/>
-        <w:spacing w:before="278.30810546875" w:line="234.8340940475464" w:lineRule="auto"/>
-        <w:ind w:left="9.935989379882812" w:right="10.489501953125" w:firstLine="0"/>
-        <w:rPr>
-          <w:rFonts w:ascii="Times New Roman" w:cs="Times New Roman" w:eastAsia="Times New Roman" w:hAnsi="Times New Roman"/>
-          <w:sz w:val="27.600000381469727"/>
-          <w:szCs w:val="27.600000381469727"/>
-        </w:rPr>
-      </w:pPr>
-      <w:r>
-        <w:rPr>
-          <w:rFonts w:ascii="Times New Roman" w:cs="Times New Roman" w:eastAsia="Times New Roman" w:hAnsi="Times New Roman"/>
-          <w:sz w:val="27.600000381469727"/>
-          <w:szCs w:val="27.600000381469727"/>
-          <w:rtl w:val="0"/>
-        </w:rPr>
-        <w:t xml:space="preserve">int main() {</w:t>
-      </w:r>
-    </w:p>
-    <w:p>
-      <w:pPr>
-        <w:widowControl w:val="0"/>
-        <w:spacing w:before="278.30810546875" w:line="234.8340940475464" w:lineRule="auto"/>
-        <w:ind w:left="9.935989379882812" w:right="10.489501953125" w:firstLine="0"/>
-        <w:rPr>
-          <w:rFonts w:ascii="Times New Roman" w:cs="Times New Roman" w:eastAsia="Times New Roman" w:hAnsi="Times New Roman"/>
-          <w:sz w:val="27.600000381469727"/>
-          <w:szCs w:val="27.600000381469727"/>
-        </w:rPr>
-      </w:pPr>
-      <w:r>
-        <w:rPr>
-          <w:rFonts w:ascii="Times New Roman" w:cs="Times New Roman" w:eastAsia="Times New Roman" w:hAnsi="Times New Roman"/>
-          <w:sz w:val="27.600000381469727"/>
-          <w:szCs w:val="27.600000381469727"/>
-          <w:rtl w:val="0"/>
-        </w:rPr>
-        <w:t xml:space="preserve">    double x = 78;</w:t>
-      </w:r>
-    </w:p>
-    <w:p>
-      <w:pPr>
-        <w:widowControl w:val="0"/>
-        <w:spacing w:before="278.30810546875" w:line="234.8340940475464" w:lineRule="auto"/>
-        <w:ind w:left="9.935989379882812" w:right="10.489501953125" w:firstLine="0"/>
-        <w:rPr>
-          <w:rFonts w:ascii="Times New Roman" w:cs="Times New Roman" w:eastAsia="Times New Roman" w:hAnsi="Times New Roman"/>
-          <w:sz w:val="27.600000381469727"/>
-          <w:szCs w:val="27.600000381469727"/>
-        </w:rPr>
-      </w:pPr>
-      <w:r>
-        <w:rPr>
-          <w:rFonts w:ascii="Times New Roman" w:cs="Times New Roman" w:eastAsia="Times New Roman" w:hAnsi="Times New Roman"/>
-          <w:sz w:val="27.600000381469727"/>
-          <w:szCs w:val="27.600000381469727"/>
-          <w:rtl w:val="0"/>
-        </w:rPr>
-        <w:t xml:space="preserve">    double y = calculate_y(x);</w:t>
-      </w:r>
-    </w:p>
-    <w:p>
-      <w:pPr>
-        <w:widowControl w:val="0"/>
-        <w:spacing w:before="278.30810546875" w:line="234.8340940475464" w:lineRule="auto"/>
-        <w:ind w:left="9.935989379882812" w:right="10.489501953125" w:firstLine="0"/>
-        <w:rPr>
-          <w:rFonts w:ascii="Times New Roman" w:cs="Times New Roman" w:eastAsia="Times New Roman" w:hAnsi="Times New Roman"/>
-          <w:sz w:val="27.600000381469727"/>
-          <w:szCs w:val="27.600000381469727"/>
-        </w:rPr>
-      </w:pPr>
-      <w:r>
-        <w:rPr>
-          <w:rtl w:val="0"/>
-        </w:rPr>
-      </w:r>
-    </w:p>
-    <w:p>
-      <w:pPr>
-        <w:widowControl w:val="0"/>
-        <w:spacing w:before="278.30810546875" w:line="234.8340940475464" w:lineRule="auto"/>
-        <w:ind w:left="9.935989379882812" w:right="10.489501953125" w:firstLine="0"/>
-        <w:rPr>
-          <w:rFonts w:ascii="Times New Roman" w:cs="Times New Roman" w:eastAsia="Times New Roman" w:hAnsi="Times New Roman"/>
-          <w:sz w:val="27.600000381469727"/>
-          <w:szCs w:val="27.600000381469727"/>
-        </w:rPr>
-      </w:pPr>
-      <w:r>
-        <w:rPr>
-          <w:rFonts w:ascii="Times New Roman" w:cs="Times New Roman" w:eastAsia="Times New Roman" w:hAnsi="Times New Roman"/>
-          <w:sz w:val="27.600000381469727"/>
-          <w:szCs w:val="27.600000381469727"/>
-          <w:rtl w:val="0"/>
-        </w:rPr>
-        <w:t xml:space="preserve">    if (x &gt; 20.0) {</w:t>
-      </w:r>
-    </w:p>
-    <w:p>
-      <w:pPr>
-        <w:widowControl w:val="0"/>
-        <w:spacing w:before="278.30810546875" w:line="234.8340940475464" w:lineRule="auto"/>
-        <w:ind w:left="9.935989379882812" w:right="10.489501953125" w:firstLine="0"/>
-        <w:rPr>
-          <w:rFonts w:ascii="Times New Roman" w:cs="Times New Roman" w:eastAsia="Times New Roman" w:hAnsi="Times New Roman"/>
-          <w:sz w:val="27.600000381469727"/>
-          <w:szCs w:val="27.600000381469727"/>
-        </w:rPr>
-      </w:pPr>
-      <w:r>
-        <w:rPr>
-          <w:rFonts w:ascii="Times New Roman" w:cs="Times New Roman" w:eastAsia="Times New Roman" w:hAnsi="Times New Roman"/>
-          <w:sz w:val="27.600000381469727"/>
-          <w:szCs w:val="27.600000381469727"/>
-          <w:rtl w:val="0"/>
-        </w:rPr>
-        <w:t xml:space="preserve">        printf("For x = %.2f, y = %.2f\n", x, y);</w:t>
-      </w:r>
-    </w:p>
-    <w:p>
-      <w:pPr>
-        <w:widowControl w:val="0"/>
-        <w:spacing w:before="278.30810546875" w:line="234.8340940475464" w:lineRule="auto"/>
-        <w:ind w:left="9.935989379882812" w:right="10.489501953125" w:firstLine="0"/>
-        <w:rPr>
-          <w:rFonts w:ascii="Times New Roman" w:cs="Times New Roman" w:eastAsia="Times New Roman" w:hAnsi="Times New Roman"/>
-          <w:sz w:val="27.600000381469727"/>
-          <w:szCs w:val="27.600000381469727"/>
-        </w:rPr>
-      </w:pPr>
-      <w:r>
-        <w:rPr>
-          <w:rFonts w:ascii="Times New Roman" w:cs="Times New Roman" w:eastAsia="Times New Roman" w:hAnsi="Times New Roman"/>
-          <w:sz w:val="27.600000381469727"/>
-          <w:szCs w:val="27.600000381469727"/>
-          <w:rtl w:val="0"/>
-        </w:rPr>
-        <w:t xml:space="preserve">    }</w:t>
-      </w:r>
-    </w:p>
-    <w:p>
-      <w:pPr>
-        <w:widowControl w:val="0"/>
-        <w:spacing w:before="278.30810546875" w:line="234.8340940475464" w:lineRule="auto"/>
-        <w:ind w:left="9.935989379882812" w:right="10.489501953125" w:firstLine="0"/>
-        <w:rPr>
-          <w:rFonts w:ascii="Times New Roman" w:cs="Times New Roman" w:eastAsia="Times New Roman" w:hAnsi="Times New Roman"/>
-          <w:sz w:val="27.600000381469727"/>
-          <w:szCs w:val="27.600000381469727"/>
-        </w:rPr>
-      </w:pPr>
-      <w:r>
-        <w:rPr>
-          <w:rFonts w:ascii="Times New Roman" w:cs="Times New Roman" w:eastAsia="Times New Roman" w:hAnsi="Times New Roman"/>
-          <w:sz w:val="27.600000381469727"/>
-          <w:szCs w:val="27.600000381469727"/>
-          <w:rtl w:val="0"/>
-        </w:rPr>
-        <w:t xml:space="preserve">    return 0;</w:t>
-      </w:r>
-    </w:p>
-    <w:p>
-      <w:pPr>
-        <w:widowControl w:val="0"/>
-        <w:spacing w:before="278.30810546875" w:line="234.8340940475464" w:lineRule="auto"/>
-        <w:ind w:left="9.935989379882812" w:right="10.489501953125" w:firstLine="0"/>
-        <w:rPr>
-          <w:rFonts w:ascii="Times New Roman" w:cs="Times New Roman" w:eastAsia="Times New Roman" w:hAnsi="Times New Roman"/>
-          <w:sz w:val="27.600000381469727"/>
-          <w:szCs w:val="27.600000381469727"/>
-        </w:rPr>
-      </w:pPr>
-      <w:r>
-        <w:rPr>
-          <w:rFonts w:ascii="Times New Roman" w:cs="Times New Roman" w:eastAsia="Times New Roman" w:hAnsi="Times New Roman"/>
-          <w:sz w:val="27.600000381469727"/>
-          <w:szCs w:val="27.600000381469727"/>
-          <w:rtl w:val="0"/>
-        </w:rPr>
-        <w:t xml:space="preserve">}</w:t>
+          <w:rtl w:val="0"/>
+        </w:rPr>
       </w:r>
     </w:p>
     <w:p>
@@ -2610,12 +2487,12 @@
           <wp:inline distB="114300" distT="114300" distL="114300" distR="114300">
             <wp:extent cx="5731200" cy="3225800"/>
             <wp:effectExtent b="0" l="0" r="0" t="0"/>
-            <wp:docPr id="3" name="image1.png"/>
+            <wp:docPr id="2" name="image7.png"/>
             <a:graphic>
               <a:graphicData uri="http://schemas.openxmlformats.org/drawingml/2006/picture">
                 <pic:pic>
                   <pic:nvPicPr>
-                    <pic:cNvPr id="0" name="image1.png"/>
+                    <pic:cNvPr id="0" name="image7.png"/>
                     <pic:cNvPicPr preferRelativeResize="0"/>
                   </pic:nvPicPr>
                   <pic:blipFill>
@@ -2641,6 +2518,40 @@
       </w:r>
       <w:r>
         <w:rPr>
+          <w:rtl w:val="0"/>
+        </w:rPr>
+      </w:r>
+    </w:p>
+    <w:p>
+      <w:pPr>
+        <w:widowControl w:val="0"/>
+        <w:spacing w:before="278.30810546875" w:line="234.8340940475464" w:lineRule="auto"/>
+        <w:ind w:left="9.935989379882812" w:right="10.489501953125" w:firstLine="0"/>
+        <w:rPr>
+          <w:rFonts w:ascii="Times New Roman" w:cs="Times New Roman" w:eastAsia="Times New Roman" w:hAnsi="Times New Roman"/>
+          <w:sz w:val="27.600000381469727"/>
+          <w:szCs w:val="27.600000381469727"/>
+        </w:rPr>
+      </w:pPr>
+      <w:r>
+        <w:rPr>
+          <w:rtl w:val="0"/>
+        </w:rPr>
+      </w:r>
+    </w:p>
+    <w:p>
+      <w:pPr>
+        <w:widowControl w:val="0"/>
+        <w:spacing w:before="278.30810546875" w:line="234.8340940475464" w:lineRule="auto"/>
+        <w:ind w:left="9.935989379882812" w:right="10.489501953125" w:firstLine="0"/>
+        <w:rPr>
+          <w:rFonts w:ascii="Times New Roman" w:cs="Times New Roman" w:eastAsia="Times New Roman" w:hAnsi="Times New Roman"/>
+          <w:sz w:val="27.600000381469727"/>
+          <w:szCs w:val="27.600000381469727"/>
+        </w:rPr>
+      </w:pPr>
+      <w:r>
+        <w:rPr>
           <w:rFonts w:ascii="Times New Roman" w:cs="Times New Roman" w:eastAsia="Times New Roman" w:hAnsi="Times New Roman"/>
           <w:sz w:val="27.600000381469727"/>
           <w:szCs w:val="27.600000381469727"/>
@@ -2649,12 +2560,12 @@
           <wp:inline distB="114300" distT="114300" distL="114300" distR="114300">
             <wp:extent cx="5731200" cy="3225800"/>
             <wp:effectExtent b="0" l="0" r="0" t="0"/>
-            <wp:docPr id="6" name="image9.png"/>
+            <wp:docPr id="6" name="image4.png"/>
             <a:graphic>
               <a:graphicData uri="http://schemas.openxmlformats.org/drawingml/2006/picture">
                 <pic:pic>
                   <pic:nvPicPr>
-                    <pic:cNvPr id="0" name="image9.png"/>
+                    <pic:cNvPr id="0" name="image4.png"/>
                     <pic:cNvPicPr preferRelativeResize="0"/>
                   </pic:nvPicPr>
                   <pic:blipFill>
@@ -2680,6 +2591,23 @@
       </w:r>
       <w:r>
         <w:rPr>
+          <w:rtl w:val="0"/>
+        </w:rPr>
+      </w:r>
+    </w:p>
+    <w:p>
+      <w:pPr>
+        <w:widowControl w:val="0"/>
+        <w:spacing w:before="278.30810546875" w:line="234.8340940475464" w:lineRule="auto"/>
+        <w:ind w:left="9.935989379882812" w:right="10.489501953125" w:firstLine="0"/>
+        <w:rPr>
+          <w:rFonts w:ascii="Times New Roman" w:cs="Times New Roman" w:eastAsia="Times New Roman" w:hAnsi="Times New Roman"/>
+          <w:sz w:val="27.600000381469727"/>
+          <w:szCs w:val="27.600000381469727"/>
+        </w:rPr>
+      </w:pPr>
+      <w:r>
+        <w:rPr>
           <w:rFonts w:ascii="Times New Roman" w:cs="Times New Roman" w:eastAsia="Times New Roman" w:hAnsi="Times New Roman"/>
           <w:sz w:val="27.600000381469727"/>
           <w:szCs w:val="27.600000381469727"/>
@@ -2688,12 +2616,12 @@
           <wp:inline distB="114300" distT="114300" distL="114300" distR="114300">
             <wp:extent cx="5731200" cy="3225800"/>
             <wp:effectExtent b="0" l="0" r="0" t="0"/>
-            <wp:docPr id="5" name="image7.png"/>
+            <wp:docPr id="7" name="image1.png"/>
             <a:graphic>
               <a:graphicData uri="http://schemas.openxmlformats.org/drawingml/2006/picture">
                 <pic:pic>
                   <pic:nvPicPr>
-                    <pic:cNvPr id="0" name="image7.png"/>
+                    <pic:cNvPr id="0" name="image1.png"/>
                     <pic:cNvPicPr preferRelativeResize="0"/>
                   </pic:nvPicPr>
                   <pic:blipFill>
@@ -2725,23 +2653,6 @@
     </w:p>
     <w:p>
       <w:pPr>
-        <w:widowControl w:val="0"/>
-        <w:spacing w:before="278.30810546875" w:line="234.8340940475464" w:lineRule="auto"/>
-        <w:ind w:left="9.935989379882812" w:right="10.489501953125" w:firstLine="0"/>
-        <w:rPr>
-          <w:rFonts w:ascii="Times New Roman" w:cs="Times New Roman" w:eastAsia="Times New Roman" w:hAnsi="Times New Roman"/>
-          <w:sz w:val="27.600000381469727"/>
-          <w:szCs w:val="27.600000381469727"/>
-        </w:rPr>
-      </w:pPr>
-      <w:r>
-        <w:rPr>
-          <w:rtl w:val="0"/>
-        </w:rPr>
-      </w:r>
-    </w:p>
-    <w:p>
-      <w:pPr>
         <w:jc w:val="center"/>
         <w:rPr>
           <w:rFonts w:ascii="Times New Roman" w:cs="Times New Roman" w:eastAsia="Times New Roman" w:hAnsi="Times New Roman"/>
@@ -2751,6 +2662,21 @@
       </w:pPr>
       <w:r>
         <w:rPr>
+          <w:rtl w:val="0"/>
+        </w:rPr>
+      </w:r>
+    </w:p>
+    <w:p>
+      <w:pPr>
+        <w:jc w:val="center"/>
+        <w:rPr>
+          <w:rFonts w:ascii="Times New Roman" w:cs="Times New Roman" w:eastAsia="Times New Roman" w:hAnsi="Times New Roman"/>
+          <w:sz w:val="27"/>
+          <w:szCs w:val="27"/>
+        </w:rPr>
+      </w:pPr>
+      <w:r>
+        <w:rPr>
           <w:rFonts w:ascii="Times New Roman" w:cs="Times New Roman" w:eastAsia="Times New Roman" w:hAnsi="Times New Roman"/>
           <w:sz w:val="27"/>
           <w:szCs w:val="27"/>
@@ -2761,6 +2687,7 @@
     </w:p>
     <w:p>
       <w:pPr>
+        <w:jc w:val="center"/>
         <w:rPr>
           <w:rFonts w:ascii="Times New Roman" w:cs="Times New Roman" w:eastAsia="Times New Roman" w:hAnsi="Times New Roman"/>
           <w:sz w:val="27"/>
@@ -2777,9 +2704,9 @@
       <w:pPr>
         <w:numPr>
           <w:ilvl w:val="0"/>
-          <w:numId w:val="1"/>
+          <w:numId w:val="2"/>
         </w:numPr>
-        <w:ind w:left="1440" w:hanging="360"/>
+        <w:ind w:left="720" w:hanging="360"/>
         <w:rPr>
           <w:rFonts w:ascii="Times New Roman" w:cs="Times New Roman" w:eastAsia="Times New Roman" w:hAnsi="Times New Roman"/>
           <w:sz w:val="27"/>
@@ -2794,31 +2721,16 @@
           <w:szCs w:val="27"/>
           <w:rtl w:val="0"/>
         </w:rPr>
-        <w:t xml:space="preserve">For x = 78.00, y = -69.00</w:t>
-      </w:r>
-    </w:p>
-    <w:p>
-      <w:pPr>
-        <w:ind w:left="720" w:firstLine="0"/>
-        <w:rPr>
-          <w:rFonts w:ascii="Times New Roman" w:cs="Times New Roman" w:eastAsia="Times New Roman" w:hAnsi="Times New Roman"/>
-          <w:sz w:val="27"/>
-          <w:szCs w:val="27"/>
-        </w:rPr>
-      </w:pPr>
-      <w:r>
-        <w:rPr>
-          <w:rtl w:val="0"/>
-        </w:rPr>
+        <w:t xml:space="preserve">При х=56 у= -47</w:t>
       </w:r>
     </w:p>
     <w:p>
       <w:pPr>
         <w:numPr>
           <w:ilvl w:val="0"/>
-          <w:numId w:val="1"/>
+          <w:numId w:val="2"/>
         </w:numPr>
-        <w:ind w:left="1440" w:hanging="360"/>
+        <w:ind w:left="720" w:hanging="360"/>
         <w:rPr>
           <w:rFonts w:ascii="Times New Roman" w:cs="Times New Roman" w:eastAsia="Times New Roman" w:hAnsi="Times New Roman"/>
           <w:sz w:val="27"/>
@@ -2833,31 +2745,16 @@
           <w:szCs w:val="27"/>
           <w:rtl w:val="0"/>
         </w:rPr>
-        <w:t xml:space="preserve">Function undefined</w:t>
-      </w:r>
-    </w:p>
-    <w:p>
-      <w:pPr>
-        <w:ind w:left="720" w:firstLine="0"/>
-        <w:rPr>
-          <w:rFonts w:ascii="Times New Roman" w:cs="Times New Roman" w:eastAsia="Times New Roman" w:hAnsi="Times New Roman"/>
-          <w:sz w:val="27"/>
-          <w:szCs w:val="27"/>
-        </w:rPr>
-      </w:pPr>
-      <w:r>
-        <w:rPr>
-          <w:rtl w:val="0"/>
-        </w:rPr>
+        <w:t xml:space="preserve">При х= -4 Function undefined</w:t>
       </w:r>
     </w:p>
     <w:p>
       <w:pPr>
         <w:numPr>
           <w:ilvl w:val="0"/>
-          <w:numId w:val="1"/>
+          <w:numId w:val="2"/>
         </w:numPr>
-        <w:ind w:left="1440" w:hanging="360"/>
+        <w:ind w:left="720" w:hanging="360"/>
         <w:rPr>
           <w:rFonts w:ascii="Times New Roman" w:cs="Times New Roman" w:eastAsia="Times New Roman" w:hAnsi="Times New Roman"/>
           <w:sz w:val="27"/>
@@ -2872,48 +2769,31 @@
           <w:szCs w:val="27"/>
           <w:rtl w:val="0"/>
         </w:rPr>
-        <w:t xml:space="preserve">Function undefined</w:t>
-      </w:r>
-    </w:p>
-    <w:p>
-      <w:pPr>
-        <w:widowControl w:val="0"/>
-        <w:spacing w:before="278.30810546875" w:line="234.8340940475464" w:lineRule="auto"/>
-        <w:ind w:left="9.935989379882812" w:right="10.489501953125" w:firstLine="0"/>
-        <w:rPr>
-          <w:rFonts w:ascii="Times New Roman" w:cs="Times New Roman" w:eastAsia="Times New Roman" w:hAnsi="Times New Roman"/>
-          <w:sz w:val="27.600000381469727"/>
-          <w:szCs w:val="27.600000381469727"/>
-        </w:rPr>
-      </w:pPr>
-      <w:r>
-        <w:rPr>
-          <w:rtl w:val="0"/>
-        </w:rPr>
-      </w:r>
-    </w:p>
-    <w:p>
-      <w:pPr>
-        <w:widowControl w:val="0"/>
-        <w:spacing w:before="278.30810546875" w:line="234.8340940475464" w:lineRule="auto"/>
-        <w:ind w:left="9.935989379882812" w:right="10.489501953125" w:firstLine="0"/>
-        <w:rPr>
-          <w:rFonts w:ascii="Times New Roman" w:cs="Times New Roman" w:eastAsia="Times New Roman" w:hAnsi="Times New Roman"/>
-          <w:sz w:val="27.600000381469727"/>
-          <w:szCs w:val="27.600000381469727"/>
-        </w:rPr>
-      </w:pPr>
-      <w:r>
-        <w:rPr>
-          <w:rtl w:val="0"/>
-        </w:rPr>
-      </w:r>
-    </w:p>
-    <w:p>
-      <w:pPr>
-        <w:widowControl w:val="0"/>
-        <w:spacing w:before="278.30810546875" w:line="234.8340940475464" w:lineRule="auto"/>
-        <w:ind w:left="9.935989379882812" w:right="10.489501953125" w:firstLine="0"/>
+        <w:t xml:space="preserve">При х=0 Function undefined</w:t>
+      </w:r>
+    </w:p>
+    <w:p>
+      <w:pPr>
+        <w:widowControl w:val="0"/>
+        <w:spacing w:before="278.30810546875" w:line="234.8340940475464" w:lineRule="auto"/>
+        <w:ind w:left="0" w:right="10.489501953125" w:firstLine="0"/>
+        <w:rPr>
+          <w:rFonts w:ascii="Times New Roman" w:cs="Times New Roman" w:eastAsia="Times New Roman" w:hAnsi="Times New Roman"/>
+          <w:sz w:val="27.600000381469727"/>
+          <w:szCs w:val="27.600000381469727"/>
+        </w:rPr>
+      </w:pPr>
+      <w:r>
+        <w:rPr>
+          <w:rtl w:val="0"/>
+        </w:rPr>
+      </w:r>
+    </w:p>
+    <w:p>
+      <w:pPr>
+        <w:widowControl w:val="0"/>
+        <w:spacing w:before="278.30810546875" w:line="234.8340940475464" w:lineRule="auto"/>
+        <w:ind w:left="0" w:right="10.489501953125" w:firstLine="0"/>
         <w:rPr>
           <w:rFonts w:ascii="Times New Roman" w:cs="Times New Roman" w:eastAsia="Times New Roman" w:hAnsi="Times New Roman"/>
           <w:sz w:val="27.600000381469727"/>
@@ -2971,46 +2851,7 @@
           <w:szCs w:val="27.600000381469727"/>
           <w:rtl w:val="0"/>
         </w:rPr>
-        <w:t xml:space="preserve"> через Visual Studio Code. Вирішенням цієї проблеми було встановлення IDE CLion від JetBrains. У другому завдані довелось використати два рази return у зв’язку з виникненням наступної помилки. </w:t>
-      </w:r>
-      <w:r>
-        <w:rPr>
-          <w:rFonts w:ascii="Times New Roman" w:cs="Times New Roman" w:eastAsia="Times New Roman" w:hAnsi="Times New Roman"/>
-          <w:sz w:val="27.600000381469727"/>
-          <w:szCs w:val="27.600000381469727"/>
-        </w:rPr>
-        <w:drawing>
-          <wp:inline distB="114300" distT="114300" distL="114300" distR="114300">
-            <wp:extent cx="5731200" cy="3225800"/>
-            <wp:effectExtent b="0" l="0" r="0" t="0"/>
-            <wp:docPr id="1" name="image8.png"/>
-            <a:graphic>
-              <a:graphicData uri="http://schemas.openxmlformats.org/drawingml/2006/picture">
-                <pic:pic>
-                  <pic:nvPicPr>
-                    <pic:cNvPr id="0" name="image8.png"/>
-                    <pic:cNvPicPr preferRelativeResize="0"/>
-                  </pic:nvPicPr>
-                  <pic:blipFill>
-                    <a:blip r:embed="rId14"/>
-                    <a:srcRect b="0" l="0" r="0" t="0"/>
-                    <a:stretch>
-                      <a:fillRect/>
-                    </a:stretch>
-                  </pic:blipFill>
-                  <pic:spPr>
-                    <a:xfrm>
-                      <a:off x="0" y="0"/>
-                      <a:ext cx="5731200" cy="3225800"/>
-                    </a:xfrm>
-                    <a:prstGeom prst="rect"/>
-                    <a:ln/>
-                  </pic:spPr>
-                </pic:pic>
-              </a:graphicData>
-            </a:graphic>
-          </wp:inline>
-        </w:drawing>
+        <w:t xml:space="preserve"> через Visual Studio Code. Вирішенням цієї проблеми було встановлення IDE CLion від JetBrains.</w:t>
       </w:r>
       <w:r>
         <w:rPr>
@@ -3033,10 +2874,10 @@
     <w:lvl w:ilvl="0">
       <w:start w:val="1"/>
       <w:numFmt w:val="decimal"/>
-      <w:lvlText w:val="%1)"/>
+      <w:lvlText w:val="%1."/>
       <w:lvlJc w:val="left"/>
       <w:pPr>
-        <w:ind w:left="1440" w:hanging="360"/>
+        <w:ind w:left="720" w:hanging="360"/>
       </w:pPr>
       <w:rPr>
         <w:u w:val="none"/>
@@ -3045,10 +2886,10 @@
     <w:lvl w:ilvl="1">
       <w:start w:val="1"/>
       <w:numFmt w:val="lowerLetter"/>
-      <w:lvlText w:val="%2)"/>
+      <w:lvlText w:val="%2."/>
       <w:lvlJc w:val="left"/>
       <w:pPr>
-        <w:ind w:left="2160" w:hanging="360"/>
+        <w:ind w:left="1440" w:hanging="360"/>
       </w:pPr>
       <w:rPr>
         <w:u w:val="none"/>
@@ -3057,10 +2898,10 @@
     <w:lvl w:ilvl="2">
       <w:start w:val="1"/>
       <w:numFmt w:val="lowerRoman"/>
-      <w:lvlText w:val="%3)"/>
+      <w:lvlText w:val="%3."/>
       <w:lvlJc w:val="right"/>
       <w:pPr>
-        <w:ind w:left="2880" w:hanging="360"/>
+        <w:ind w:left="2160" w:hanging="360"/>
       </w:pPr>
       <w:rPr>
         <w:u w:val="none"/>
@@ -3069,10 +2910,10 @@
     <w:lvl w:ilvl="3">
       <w:start w:val="1"/>
       <w:numFmt w:val="decimal"/>
-      <w:lvlText w:val="(%4)"/>
+      <w:lvlText w:val="%4."/>
       <w:lvlJc w:val="left"/>
       <w:pPr>
-        <w:ind w:left="3600" w:hanging="360"/>
+        <w:ind w:left="2880" w:hanging="360"/>
       </w:pPr>
       <w:rPr>
         <w:u w:val="none"/>
@@ -3081,10 +2922,10 @@
     <w:lvl w:ilvl="4">
       <w:start w:val="1"/>
       <w:numFmt w:val="lowerLetter"/>
-      <w:lvlText w:val="(%5)"/>
+      <w:lvlText w:val="%5."/>
       <w:lvlJc w:val="left"/>
       <w:pPr>
-        <w:ind w:left="4320" w:hanging="360"/>
+        <w:ind w:left="3600" w:hanging="360"/>
       </w:pPr>
       <w:rPr>
         <w:u w:val="none"/>
@@ -3093,10 +2934,10 @@
     <w:lvl w:ilvl="5">
       <w:start w:val="1"/>
       <w:numFmt w:val="lowerRoman"/>
-      <w:lvlText w:val="(%6)"/>
+      <w:lvlText w:val="%6."/>
       <w:lvlJc w:val="right"/>
       <w:pPr>
-        <w:ind w:left="5040" w:hanging="360"/>
+        <w:ind w:left="4320" w:hanging="360"/>
       </w:pPr>
       <w:rPr>
         <w:u w:val="none"/>
@@ -3108,7 +2949,7 @@
       <w:lvlText w:val="%7."/>
       <w:lvlJc w:val="left"/>
       <w:pPr>
-        <w:ind w:left="5760" w:hanging="360"/>
+        <w:ind w:left="5040" w:hanging="360"/>
       </w:pPr>
       <w:rPr>
         <w:u w:val="none"/>
@@ -3120,7 +2961,7 @@
       <w:lvlText w:val="%8."/>
       <w:lvlJc w:val="left"/>
       <w:pPr>
-        <w:ind w:left="6480" w:hanging="360"/>
+        <w:ind w:left="5760" w:hanging="360"/>
       </w:pPr>
       <w:rPr>
         <w:u w:val="none"/>
@@ -3132,7 +2973,7 @@
       <w:lvlText w:val="%9."/>
       <w:lvlJc w:val="right"/>
       <w:pPr>
-        <w:ind w:left="7200" w:hanging="360"/>
+        <w:ind w:left="6480" w:hanging="360"/>
       </w:pPr>
       <w:rPr>
         <w:u w:val="none"/>
@@ -3143,7 +2984,7 @@
     <w:lvl w:ilvl="0">
       <w:start w:val="1"/>
       <w:numFmt w:val="decimal"/>
-      <w:lvlText w:val="%1)"/>
+      <w:lvlText w:val="%1."/>
       <w:lvlJc w:val="left"/>
       <w:pPr>
         <w:ind w:left="720" w:hanging="360"/>
@@ -3155,7 +2996,7 @@
     <w:lvl w:ilvl="1">
       <w:start w:val="1"/>
       <w:numFmt w:val="lowerLetter"/>
-      <w:lvlText w:val="%2)"/>
+      <w:lvlText w:val="%2."/>
       <w:lvlJc w:val="left"/>
       <w:pPr>
         <w:ind w:left="1440" w:hanging="360"/>
@@ -3167,7 +3008,7 @@
     <w:lvl w:ilvl="2">
       <w:start w:val="1"/>
       <w:numFmt w:val="lowerRoman"/>
-      <w:lvlText w:val="%3)"/>
+      <w:lvlText w:val="%3."/>
       <w:lvlJc w:val="right"/>
       <w:pPr>
         <w:ind w:left="2160" w:hanging="360"/>
@@ -3179,7 +3020,7 @@
     <w:lvl w:ilvl="3">
       <w:start w:val="1"/>
       <w:numFmt w:val="decimal"/>
-      <w:lvlText w:val="(%4)"/>
+      <w:lvlText w:val="%4."/>
       <w:lvlJc w:val="left"/>
       <w:pPr>
         <w:ind w:left="2880" w:hanging="360"/>
@@ -3191,7 +3032,7 @@
     <w:lvl w:ilvl="4">
       <w:start w:val="1"/>
       <w:numFmt w:val="lowerLetter"/>
-      <w:lvlText w:val="(%5)"/>
+      <w:lvlText w:val="%5."/>
       <w:lvlJc w:val="left"/>
       <w:pPr>
         <w:ind w:left="3600" w:hanging="360"/>
@@ -3203,7 +3044,7 @@
     <w:lvl w:ilvl="5">
       <w:start w:val="1"/>
       <w:numFmt w:val="lowerRoman"/>
-      <w:lvlText w:val="(%6)"/>
+      <w:lvlText w:val="%6."/>
       <w:lvlJc w:val="right"/>
       <w:pPr>
         <w:ind w:left="4320" w:hanging="360"/>
